--- a/Mensik Prospectus Overview.docx
+++ b/Mensik Prospectus Overview.docx
@@ -3,37 +3,161 @@
 <w:document xmlns:wpc="http://schemas.microsoft.com/office/word/2010/wordprocessingCanvas" xmlns:cx="http://schemas.microsoft.com/office/drawing/2014/chartex" xmlns:cx1="http://schemas.microsoft.com/office/drawing/2015/9/8/chartex" xmlns:cx2="http://schemas.microsoft.com/office/drawing/2015/10/21/chartex" xmlns:cx3="http://schemas.microsoft.com/office/drawing/2016/5/9/chartex" xmlns:cx4="http://schemas.microsoft.com/office/drawing/2016/5/10/chartex" xmlns:cx5="http://schemas.microsoft.com/office/drawing/2016/5/11/chartex" xmlns:cx6="http://schemas.microsoft.com/office/drawing/2016/5/12/chartex" xmlns:cx7="http://schemas.microsoft.com/office/drawing/2016/5/13/chartex" xmlns:cx8="http://schemas.microsoft.com/office/drawing/2016/5/14/chartex" xmlns:mc="http://schemas.openxmlformats.org/markup-compatibility/2006" xmlns:aink="http://schemas.microsoft.com/office/drawing/2016/ink" xmlns:am3d="http://schemas.microsoft.com/office/drawing/2017/model3d" xmlns:o="urn:schemas-microsoft-com:office:office" xmlns:oel="http://schemas.microsoft.com/office/2019/extlst" xmlns:r="http://schemas.openxmlformats.org/officeDocument/2006/relationships" xmlns:m="http://schemas.openxmlformats.org/officeDocument/2006/math" xmlns:v="urn:schemas-microsoft-com:vml" xmlns:wp14="http://schemas.microsoft.com/office/word/2010/wordprocessingDrawing" xmlns:wp="http://schemas.openxmlformats.org/drawingml/2006/wordprocessingDrawing" xmlns:w10="urn:schemas-microsoft-com:office:word" xmlns:w="http://schemas.openxmlformats.org/wordprocessingml/2006/main" xmlns:w14="http://schemas.microsoft.com/office/word/2010/wordml" xmlns:w15="http://schemas.microsoft.com/office/word/2012/wordml" xmlns:w16cex="http://schemas.microsoft.com/office/word/2018/wordml/cex" xmlns:w16cid="http://schemas.microsoft.com/office/word/2016/wordml/cid" xmlns:w16="http://schemas.microsoft.com/office/word/2018/wordml" xmlns:w16du="http://schemas.microsoft.com/office/word/2023/wordml/word16du" xmlns:w16sdtdh="http://schemas.microsoft.com/office/word/2020/wordml/sdtdatahash" xmlns:w16sdtfl="http://schemas.microsoft.com/office/word/2024/wordml/sdtformatlock" xmlns:w16se="http://schemas.microsoft.com/office/word/2015/wordml/symex" xmlns:wpg="http://schemas.microsoft.com/office/word/2010/wordprocessingGroup" xmlns:wpi="http://schemas.microsoft.com/office/word/2010/wordprocessingInk" xmlns:wne="http://schemas.microsoft.com/office/word/2006/wordml" xmlns:wps="http://schemas.microsoft.com/office/word/2010/wordprocessingShape" mc:Ignorable="w14 w15 w16se w16cid w16 w16cex w16sdtdh w16sdtfl w16du wp14">
   <w:body>
     <w:p>
-      <w:r>
-        <w:t>Kristina Mensik</w:t>
-      </w:r>
-    </w:p>
-    <w:p>
-      <w:r>
+      <w:pPr>
+        <w:jc w:val="center"/>
+        <w:rPr>
+          <w:sz w:val="28"/>
+          <w:szCs w:val="28"/>
+        </w:rPr>
+      </w:pPr>
+      <w:r>
+        <w:rPr>
+          <w:sz w:val="28"/>
+          <w:szCs w:val="28"/>
+        </w:rPr>
         <w:t>Prospectus 1-Pager</w:t>
       </w:r>
     </w:p>
-    <w:p/>
+    <w:p>
+      <w:pPr>
+        <w:rPr>
+          <w:i/>
+          <w:iCs/>
+        </w:rPr>
+      </w:pPr>
+      <w:r>
+        <w:rPr>
+          <w:i/>
+          <w:iCs/>
+        </w:rPr>
+        <w:t xml:space="preserve">Political representation of </w:t>
+      </w:r>
+      <w:proofErr w:type="spellStart"/>
+      <w:r>
+        <w:rPr>
+          <w:i/>
+          <w:iCs/>
+        </w:rPr>
+        <w:t>carcerally</w:t>
+      </w:r>
+      <w:proofErr w:type="spellEnd"/>
+      <w:r>
+        <w:rPr>
+          <w:i/>
+          <w:iCs/>
+        </w:rPr>
+        <w:t>-impacted populations</w:t>
+      </w:r>
+      <w:r>
+        <w:rPr>
+          <w:i/>
+          <w:iCs/>
+        </w:rPr>
+        <w:t xml:space="preserve"> with three tests: a survey of general population</w:t>
+      </w:r>
+    </w:p>
+    <w:p>
+      <w:r>
+        <w:t>Unique conceptual challenge:</w:t>
+      </w:r>
+    </w:p>
+    <w:p>
+      <w:pPr>
+        <w:pStyle w:val="ListParagraph"/>
+        <w:numPr>
+          <w:ilvl w:val="0"/>
+          <w:numId w:val="5"/>
+        </w:numPr>
+      </w:pPr>
+      <w:r>
+        <w:t>Legally civically excluded</w:t>
+      </w:r>
+    </w:p>
+    <w:p>
+      <w:pPr>
+        <w:pStyle w:val="ListParagraph"/>
+        <w:numPr>
+          <w:ilvl w:val="0"/>
+          <w:numId w:val="5"/>
+        </w:numPr>
+      </w:pPr>
+      <w:r>
+        <w:t>Testimonial injustice &amp; hermeneutic injustice</w:t>
+      </w:r>
+    </w:p>
     <w:p>
       <w:pPr>
         <w:jc w:val="center"/>
-      </w:pPr>
-      <w:r>
+        <w:rPr>
+          <w:sz w:val="28"/>
+          <w:szCs w:val="28"/>
+        </w:rPr>
+      </w:pPr>
+      <w:r>
+        <w:rPr>
+          <w:sz w:val="28"/>
+          <w:szCs w:val="28"/>
+        </w:rPr>
+        <w:t>Question</w:t>
+      </w:r>
+    </w:p>
+    <w:p>
+      <w:r>
+        <w:t xml:space="preserve">How are </w:t>
+      </w:r>
+      <w:proofErr w:type="spellStart"/>
+      <w:r>
+        <w:t>carcerally</w:t>
+      </w:r>
+      <w:proofErr w:type="spellEnd"/>
+      <w:r>
+        <w:t xml:space="preserve"> impacted populations represented in democratic institutions that </w:t>
+      </w:r>
+      <w:proofErr w:type="spellStart"/>
+      <w:r>
+        <w:t xml:space="preserve">govern </w:t>
+      </w:r>
+      <w:proofErr w:type="spellEnd"/>
+      <w:r>
+        <w:t xml:space="preserve">them? </w:t>
+      </w:r>
+    </w:p>
+    <w:p>
+      <w:r>
+        <w:t>How does lived experience with the carceral state shape political knowledge, and how does democratic representation respond to – or exclude – that knowledge?</w:t>
+      </w:r>
+    </w:p>
+    <w:p>
+      <w:r>
+        <w:t xml:space="preserve">More generally, whose knowledge counts in democratic representation, and what happens when those most governed by the state are excluded as political knowers? </w:t>
+      </w:r>
+    </w:p>
+    <w:p>
+      <w:pPr>
+        <w:jc w:val="center"/>
+        <w:rPr>
+          <w:sz w:val="28"/>
+          <w:szCs w:val="28"/>
+        </w:rPr>
+      </w:pPr>
+      <w:r>
+        <w:rPr>
+          <w:sz w:val="28"/>
+          <w:szCs w:val="28"/>
+        </w:rPr>
         <w:t>Tests</w:t>
       </w:r>
     </w:p>
     <w:p>
-      <w:pPr>
+      <w:r>
         <w:rPr>
           <w:b/>
           <w:bCs/>
         </w:rPr>
-      </w:pPr>
-      <w:r>
-        <w:rPr>
-          <w:b/>
-          <w:bCs/>
-        </w:rPr>
         <w:t>Test 1</w:t>
+      </w:r>
+      <w:r>
+        <w:t xml:space="preserve"> – Do carceral constituencies have distinct political orientations? Policy preferences? </w:t>
       </w:r>
     </w:p>
     <w:p>
@@ -192,6 +316,7 @@
         </w:numPr>
       </w:pPr>
       <w:r>
+        <w:lastRenderedPageBreak/>
         <w:t>Partisan identification</w:t>
       </w:r>
     </w:p>
@@ -216,14 +341,90 @@
         </w:numPr>
       </w:pPr>
       <w:r>
-        <w:t xml:space="preserve">Orientations toward </w:t>
-      </w:r>
-      <w:r>
-        <w:t xml:space="preserve">negatively constructed or help-needing groups </w:t>
-      </w:r>
-    </w:p>
-    <w:p>
-      <w:r>
+        <w:t xml:space="preserve">Orientations toward negatively constructed or help-needing groups </w:t>
+      </w:r>
+    </w:p>
+    <w:p>
+      <w:r>
+        <w:rPr>
+          <w:i/>
+          <w:iCs/>
+        </w:rPr>
+        <w:t>Theory</w:t>
+      </w:r>
+      <w:r>
+        <w:t>:</w:t>
+      </w:r>
+    </w:p>
+    <w:p>
+      <w:pPr>
+        <w:pStyle w:val="ListParagraph"/>
+        <w:numPr>
+          <w:ilvl w:val="0"/>
+          <w:numId w:val="6"/>
+        </w:numPr>
+      </w:pPr>
+      <w:r>
+        <w:t>People learn from experience</w:t>
+      </w:r>
+    </w:p>
+    <w:p>
+      <w:pPr>
+        <w:pStyle w:val="ListParagraph"/>
+        <w:numPr>
+          <w:ilvl w:val="0"/>
+          <w:numId w:val="6"/>
+        </w:numPr>
+      </w:pPr>
+      <w:r>
+        <w:t>Contact is an extremely formative, life altering experience</w:t>
+      </w:r>
+    </w:p>
+    <w:p>
+      <w:pPr>
+        <w:pStyle w:val="ListParagraph"/>
+        <w:numPr>
+          <w:ilvl w:val="0"/>
+          <w:numId w:val="6"/>
+        </w:numPr>
+      </w:pPr>
+      <w:r>
+        <w:t xml:space="preserve">Policy design can shape experience, expect experience to be negative </w:t>
+      </w:r>
+    </w:p>
+    <w:p>
+      <w:pPr>
+        <w:pStyle w:val="ListParagraph"/>
+        <w:numPr>
+          <w:ilvl w:val="0"/>
+          <w:numId w:val="6"/>
+        </w:numPr>
+      </w:pPr>
+      <w:r>
+        <w:t>Experience extends past self to proximal</w:t>
+      </w:r>
+    </w:p>
+    <w:p>
+      <w:pPr>
+        <w:pStyle w:val="ListParagraph"/>
+        <w:numPr>
+          <w:ilvl w:val="0"/>
+          <w:numId w:val="6"/>
+        </w:numPr>
+      </w:pPr>
+    </w:p>
+    <w:p>
+      <w:pPr>
+        <w:rPr>
+          <w:i/>
+          <w:iCs/>
+        </w:rPr>
+      </w:pPr>
+      <w:r>
+        <w:rPr>
+          <w:i/>
+          <w:iCs/>
+        </w:rPr>
         <w:t>Motivation/Setup for Subsequent Chapter:</w:t>
       </w:r>
     </w:p>
@@ -233,44 +434,118 @@
       </w:r>
     </w:p>
     <w:p>
-      <w:pPr>
+      <w:r>
         <w:rPr>
           <w:b/>
           <w:bCs/>
         </w:rPr>
-      </w:pPr>
+        <w:t>Test 2</w:t>
+      </w:r>
       <w:r>
         <w:rPr>
           <w:b/>
           <w:bCs/>
         </w:rPr>
-        <w:t>Test 2</w:t>
-      </w:r>
-    </w:p>
-    <w:p>
-      <w:r>
-        <w:lastRenderedPageBreak/>
-        <w:t xml:space="preserve">Establishes landscape of state policies that condition whether people with criminal convictions can run for or hold elected office. Constructs database of legislators’ known criminal convictions.  </w:t>
-      </w:r>
-    </w:p>
-    <w:p>
-      <w:r>
-        <w:t xml:space="preserve">Challenges with data aggregation, coupled with finding that directly-impacted legislators do not appear in data set (motivated to run for office only after records were sealed/expunged), and inability to aggregate data on proximal impact (without data-scraping which would itself capture </w:t>
-      </w:r>
-      <w:r>
-        <w:t xml:space="preserve">only </w:t>
-      </w:r>
-      <w:r>
-        <w:t>a limited slice) motivates need for alternative approaches taken up in test 3. Moreover, these factors raise further questions about what “descriptive representation” for carceral constituencies means – and more broadly when it matters or how it matters to legislators and constituencies themselves.</w:t>
-      </w:r>
-    </w:p>
-    <w:p>
-      <w:pPr>
+        <w:t xml:space="preserve"> – </w:t>
+      </w:r>
+      <w:r>
         <w:rPr>
           <w:b/>
           <w:bCs/>
         </w:rPr>
-      </w:pPr>
+        <w:t xml:space="preserve">Are carceral citizens descriptively represented? </w:t>
+      </w:r>
+    </w:p>
+    <w:p>
+      <w:r>
+        <w:t>Term</w:t>
+      </w:r>
+    </w:p>
+    <w:p>
+      <w:pPr>
+        <w:pStyle w:val="ListParagraph"/>
+        <w:numPr>
+          <w:ilvl w:val="0"/>
+          <w:numId w:val="4"/>
+        </w:numPr>
+      </w:pPr>
+      <w:r>
+        <w:t xml:space="preserve">“Direct Descriptive Representation” </w:t>
+      </w:r>
+    </w:p>
+    <w:p>
+      <w:pPr>
+        <w:pStyle w:val="ListParagraph"/>
+        <w:numPr>
+          <w:ilvl w:val="1"/>
+          <w:numId w:val="4"/>
+        </w:numPr>
+      </w:pPr>
+      <w:r>
+        <w:t>Conviction</w:t>
+      </w:r>
+    </w:p>
+    <w:p>
+      <w:r>
+        <w:rPr>
+          <w:i/>
+          <w:iCs/>
+        </w:rPr>
+        <w:t xml:space="preserve">First </w:t>
+      </w:r>
+      <w:r>
+        <w:rPr>
+          <w:i/>
+          <w:iCs/>
+        </w:rPr>
+        <w:t>–</w:t>
+      </w:r>
+      <w:r>
+        <w:rPr>
+          <w:i/>
+          <w:iCs/>
+        </w:rPr>
+        <w:t xml:space="preserve"> </w:t>
+      </w:r>
+      <w:r>
+        <w:t xml:space="preserve">Can carceral consistencies be descriptively represented? </w:t>
+      </w:r>
+    </w:p>
+    <w:p>
+      <w:r>
+        <w:t xml:space="preserve">Establishes landscape of state policies that condition whether people with criminal convictions can run for or hold elected office. Constructs database of legislators’ known criminal convictions.  </w:t>
+      </w:r>
+    </w:p>
+    <w:p>
+      <w:r>
+        <w:rPr>
+          <w:i/>
+          <w:iCs/>
+        </w:rPr>
+        <w:t xml:space="preserve">Second </w:t>
+      </w:r>
+      <w:r>
+        <w:rPr>
+          <w:i/>
+          <w:iCs/>
+        </w:rPr>
+        <w:t>–</w:t>
+      </w:r>
+      <w:r>
+        <w:rPr>
+          <w:i/>
+          <w:iCs/>
+        </w:rPr>
+        <w:t xml:space="preserve"> </w:t>
+      </w:r>
+      <w:r>
+        <w:t>Are carceral constituencies descriptively represented? (Can we find out?)</w:t>
+      </w:r>
+    </w:p>
+    <w:p>
+      <w:r>
+        <w:t>Challenges with data aggregation, coupled with finding that directly-impacted legislators do not appear in data set (motivated to run for office only after records were sealed/expunged), and inability to aggregate data on proximal impact (without data-scraping which would itself capture only a limited slice) motivates need for alternative approaches taken up in test 3. Moreover, these factors raise further questions about what “descriptive representation” for carceral constituencies means – and more broadly when it matters or how it matters to legislators and constituencies themselves.</w:t>
+      </w:r>
     </w:p>
     <w:p>
       <w:pPr>
@@ -279,19 +554,115 @@
           <w:bCs/>
         </w:rPr>
       </w:pPr>
-      <w:r>
+    </w:p>
+    <w:p>
+      <w:pPr>
         <w:rPr>
           <w:b/>
           <w:bCs/>
         </w:rPr>
+      </w:pPr>
+      <w:r>
+        <w:rPr>
+          <w:b/>
+          <w:bCs/>
+        </w:rPr>
         <w:t>Test 3</w:t>
       </w:r>
-    </w:p>
-    <w:p>
+      <w:r>
+        <w:rPr>
+          <w:b/>
+          <w:bCs/>
+        </w:rPr>
+        <w:t xml:space="preserve"> – </w:t>
+      </w:r>
+      <w:r>
+        <w:rPr>
+          <w:b/>
+          <w:bCs/>
+        </w:rPr>
+        <w:t xml:space="preserve">interviews </w:t>
+      </w:r>
+      <w:r>
+        <w:rPr>
+          <w:b/>
+          <w:bCs/>
+        </w:rPr>
+        <w:t>to understand representational relationships from both sides</w:t>
+      </w:r>
+    </w:p>
+    <w:p>
+      <w:r>
+        <w:lastRenderedPageBreak/>
+        <w:t>Questions:</w:t>
+      </w:r>
+    </w:p>
+    <w:p>
+      <w:pPr>
+        <w:pStyle w:val="ListParagraph"/>
+        <w:numPr>
+          <w:ilvl w:val="0"/>
+          <w:numId w:val="4"/>
+        </w:numPr>
+      </w:pPr>
+      <w:r>
+        <w:t>Under what conditions do legislators recognize carceral citizens as constituents</w:t>
+      </w:r>
+    </w:p>
+    <w:p>
+      <w:pPr>
+        <w:pStyle w:val="ListParagraph"/>
+        <w:numPr>
+          <w:ilvl w:val="0"/>
+          <w:numId w:val="4"/>
+        </w:numPr>
+      </w:pPr>
+      <w:r>
+        <w:t>Under what conditions do legislators treat carceral citizens as credible knowers with legitimate political claims</w:t>
+      </w:r>
+    </w:p>
+    <w:p>
+      <w:pPr>
+        <w:pStyle w:val="ListParagraph"/>
+        <w:numPr>
+          <w:ilvl w:val="0"/>
+          <w:numId w:val="4"/>
+        </w:numPr>
+      </w:pPr>
+      <w:r>
+        <w:t>How does experiential proximity to the carceral state shape representational practices toward carceral constituencies</w:t>
+      </w:r>
+    </w:p>
+    <w:p/>
+    <w:p>
+      <w:pPr>
+        <w:rPr>
+          <w:i/>
+          <w:iCs/>
+        </w:rPr>
+      </w:pPr>
+      <w:r>
+        <w:rPr>
+          <w:i/>
+          <w:iCs/>
+        </w:rPr>
+        <w:t xml:space="preserve">Interpretive framework through which legislators define constituency, assess credibility, and understand representational obligation. </w:t>
+      </w:r>
+    </w:p>
+    <w:p/>
+    <w:p/>
+    <w:p>
+      <w:r>
+        <w:t xml:space="preserve">Method: </w:t>
+      </w:r>
       <w:r>
         <w:t xml:space="preserve">Qualitative Interviews with legislators and </w:t>
       </w:r>
-    </w:p>
+      <w:r>
+        <w:t>incarcerated folks (potentially using existing transcripts)</w:t>
+      </w:r>
+    </w:p>
+    <w:p/>
     <w:sectPr>
       <w:pgSz w:w="12240" w:h="15840"/>
       <w:pgMar w:top="1440" w:right="1440" w:bottom="1440" w:left="1440" w:header="720" w:footer="720" w:gutter="0"/>
@@ -480,6 +851,205 @@
     </w:lvl>
   </w:abstractNum>
   <w:abstractNum w:abstractNumId="2" w15:restartNumberingAfterBreak="0">
+    <w:nsid w:val="24882E05"/>
+    <w:multiLevelType w:val="hybridMultilevel"/>
+    <w:tmpl w:val="788E3F46"/>
+    <w:lvl w:ilvl="0" w:tplc="0409000F">
+      <w:start w:val="1"/>
+      <w:numFmt w:val="decimal"/>
+      <w:lvlText w:val="%1."/>
+      <w:lvlJc w:val="left"/>
+      <w:pPr>
+        <w:ind w:left="720" w:hanging="360"/>
+      </w:pPr>
+    </w:lvl>
+    <w:lvl w:ilvl="1" w:tplc="04090019" w:tentative="1">
+      <w:start w:val="1"/>
+      <w:numFmt w:val="lowerLetter"/>
+      <w:lvlText w:val="%2."/>
+      <w:lvlJc w:val="left"/>
+      <w:pPr>
+        <w:ind w:left="1440" w:hanging="360"/>
+      </w:pPr>
+    </w:lvl>
+    <w:lvl w:ilvl="2" w:tplc="0409001B" w:tentative="1">
+      <w:start w:val="1"/>
+      <w:numFmt w:val="lowerRoman"/>
+      <w:lvlText w:val="%3."/>
+      <w:lvlJc w:val="right"/>
+      <w:pPr>
+        <w:ind w:left="2160" w:hanging="180"/>
+      </w:pPr>
+    </w:lvl>
+    <w:lvl w:ilvl="3" w:tplc="0409000F" w:tentative="1">
+      <w:start w:val="1"/>
+      <w:numFmt w:val="decimal"/>
+      <w:lvlText w:val="%4."/>
+      <w:lvlJc w:val="left"/>
+      <w:pPr>
+        <w:ind w:left="2880" w:hanging="360"/>
+      </w:pPr>
+    </w:lvl>
+    <w:lvl w:ilvl="4" w:tplc="04090019" w:tentative="1">
+      <w:start w:val="1"/>
+      <w:numFmt w:val="lowerLetter"/>
+      <w:lvlText w:val="%5."/>
+      <w:lvlJc w:val="left"/>
+      <w:pPr>
+        <w:ind w:left="3600" w:hanging="360"/>
+      </w:pPr>
+    </w:lvl>
+    <w:lvl w:ilvl="5" w:tplc="0409001B" w:tentative="1">
+      <w:start w:val="1"/>
+      <w:numFmt w:val="lowerRoman"/>
+      <w:lvlText w:val="%6."/>
+      <w:lvlJc w:val="right"/>
+      <w:pPr>
+        <w:ind w:left="4320" w:hanging="180"/>
+      </w:pPr>
+    </w:lvl>
+    <w:lvl w:ilvl="6" w:tplc="0409000F" w:tentative="1">
+      <w:start w:val="1"/>
+      <w:numFmt w:val="decimal"/>
+      <w:lvlText w:val="%7."/>
+      <w:lvlJc w:val="left"/>
+      <w:pPr>
+        <w:ind w:left="5040" w:hanging="360"/>
+      </w:pPr>
+    </w:lvl>
+    <w:lvl w:ilvl="7" w:tplc="04090019" w:tentative="1">
+      <w:start w:val="1"/>
+      <w:numFmt w:val="lowerLetter"/>
+      <w:lvlText w:val="%8."/>
+      <w:lvlJc w:val="left"/>
+      <w:pPr>
+        <w:ind w:left="5760" w:hanging="360"/>
+      </w:pPr>
+    </w:lvl>
+    <w:lvl w:ilvl="8" w:tplc="0409001B" w:tentative="1">
+      <w:start w:val="1"/>
+      <w:numFmt w:val="lowerRoman"/>
+      <w:lvlText w:val="%9."/>
+      <w:lvlJc w:val="right"/>
+      <w:pPr>
+        <w:ind w:left="6480" w:hanging="180"/>
+      </w:pPr>
+    </w:lvl>
+  </w:abstractNum>
+  <w:abstractNum w:abstractNumId="3" w15:restartNumberingAfterBreak="0">
+    <w:nsid w:val="3E016CEA"/>
+    <w:multiLevelType w:val="hybridMultilevel"/>
+    <w:tmpl w:val="1310C06C"/>
+    <w:lvl w:ilvl="0" w:tplc="04090001">
+      <w:start w:val="1"/>
+      <w:numFmt w:val="bullet"/>
+      <w:lvlText w:val=""/>
+      <w:lvlJc w:val="left"/>
+      <w:pPr>
+        <w:ind w:left="720" w:hanging="360"/>
+      </w:pPr>
+      <w:rPr>
+        <w:rFonts w:ascii="Symbol" w:hAnsi="Symbol" w:hint="default"/>
+      </w:rPr>
+    </w:lvl>
+    <w:lvl w:ilvl="1" w:tplc="04090003" w:tentative="1">
+      <w:start w:val="1"/>
+      <w:numFmt w:val="bullet"/>
+      <w:lvlText w:val="o"/>
+      <w:lvlJc w:val="left"/>
+      <w:pPr>
+        <w:ind w:left="1440" w:hanging="360"/>
+      </w:pPr>
+      <w:rPr>
+        <w:rFonts w:ascii="Courier New" w:hAnsi="Courier New" w:hint="default"/>
+      </w:rPr>
+    </w:lvl>
+    <w:lvl w:ilvl="2" w:tplc="04090005" w:tentative="1">
+      <w:start w:val="1"/>
+      <w:numFmt w:val="bullet"/>
+      <w:lvlText w:val=""/>
+      <w:lvlJc w:val="left"/>
+      <w:pPr>
+        <w:ind w:left="2160" w:hanging="360"/>
+      </w:pPr>
+      <w:rPr>
+        <w:rFonts w:ascii="Wingdings" w:hAnsi="Wingdings" w:hint="default"/>
+      </w:rPr>
+    </w:lvl>
+    <w:lvl w:ilvl="3" w:tplc="04090001" w:tentative="1">
+      <w:start w:val="1"/>
+      <w:numFmt w:val="bullet"/>
+      <w:lvlText w:val=""/>
+      <w:lvlJc w:val="left"/>
+      <w:pPr>
+        <w:ind w:left="2880" w:hanging="360"/>
+      </w:pPr>
+      <w:rPr>
+        <w:rFonts w:ascii="Symbol" w:hAnsi="Symbol" w:hint="default"/>
+      </w:rPr>
+    </w:lvl>
+    <w:lvl w:ilvl="4" w:tplc="04090003" w:tentative="1">
+      <w:start w:val="1"/>
+      <w:numFmt w:val="bullet"/>
+      <w:lvlText w:val="o"/>
+      <w:lvlJc w:val="left"/>
+      <w:pPr>
+        <w:ind w:left="3600" w:hanging="360"/>
+      </w:pPr>
+      <w:rPr>
+        <w:rFonts w:ascii="Courier New" w:hAnsi="Courier New" w:hint="default"/>
+      </w:rPr>
+    </w:lvl>
+    <w:lvl w:ilvl="5" w:tplc="04090005" w:tentative="1">
+      <w:start w:val="1"/>
+      <w:numFmt w:val="bullet"/>
+      <w:lvlText w:val=""/>
+      <w:lvlJc w:val="left"/>
+      <w:pPr>
+        <w:ind w:left="4320" w:hanging="360"/>
+      </w:pPr>
+      <w:rPr>
+        <w:rFonts w:ascii="Wingdings" w:hAnsi="Wingdings" w:hint="default"/>
+      </w:rPr>
+    </w:lvl>
+    <w:lvl w:ilvl="6" w:tplc="04090001" w:tentative="1">
+      <w:start w:val="1"/>
+      <w:numFmt w:val="bullet"/>
+      <w:lvlText w:val=""/>
+      <w:lvlJc w:val="left"/>
+      <w:pPr>
+        <w:ind w:left="5040" w:hanging="360"/>
+      </w:pPr>
+      <w:rPr>
+        <w:rFonts w:ascii="Symbol" w:hAnsi="Symbol" w:hint="default"/>
+      </w:rPr>
+    </w:lvl>
+    <w:lvl w:ilvl="7" w:tplc="04090003" w:tentative="1">
+      <w:start w:val="1"/>
+      <w:numFmt w:val="bullet"/>
+      <w:lvlText w:val="o"/>
+      <w:lvlJc w:val="left"/>
+      <w:pPr>
+        <w:ind w:left="5760" w:hanging="360"/>
+      </w:pPr>
+      <w:rPr>
+        <w:rFonts w:ascii="Courier New" w:hAnsi="Courier New" w:hint="default"/>
+      </w:rPr>
+    </w:lvl>
+    <w:lvl w:ilvl="8" w:tplc="04090005" w:tentative="1">
+      <w:start w:val="1"/>
+      <w:numFmt w:val="bullet"/>
+      <w:lvlText w:val=""/>
+      <w:lvlJc w:val="left"/>
+      <w:pPr>
+        <w:ind w:left="6480" w:hanging="360"/>
+      </w:pPr>
+      <w:rPr>
+        <w:rFonts w:ascii="Wingdings" w:hAnsi="Wingdings" w:hint="default"/>
+      </w:rPr>
+    </w:lvl>
+  </w:abstractNum>
+  <w:abstractNum w:abstractNumId="4" w15:restartNumberingAfterBreak="0">
     <w:nsid w:val="5C545B9D"/>
     <w:multiLevelType w:val="hybridMultilevel"/>
     <w:tmpl w:val="CAEC32F6"/>
@@ -577,6 +1147,119 @@
       </w:pPr>
       <w:rPr>
         <w:rFonts w:ascii="Courier New" w:hAnsi="Courier New" w:cs="Courier New" w:hint="default"/>
+      </w:rPr>
+    </w:lvl>
+    <w:lvl w:ilvl="8" w:tplc="04090005" w:tentative="1">
+      <w:start w:val="1"/>
+      <w:numFmt w:val="bullet"/>
+      <w:lvlText w:val=""/>
+      <w:lvlJc w:val="left"/>
+      <w:pPr>
+        <w:ind w:left="6480" w:hanging="360"/>
+      </w:pPr>
+      <w:rPr>
+        <w:rFonts w:ascii="Wingdings" w:hAnsi="Wingdings" w:hint="default"/>
+      </w:rPr>
+    </w:lvl>
+  </w:abstractNum>
+  <w:abstractNum w:abstractNumId="5" w15:restartNumberingAfterBreak="0">
+    <w:nsid w:val="7AA0126D"/>
+    <w:multiLevelType w:val="hybridMultilevel"/>
+    <w:tmpl w:val="99667E00"/>
+    <w:lvl w:ilvl="0" w:tplc="04090001">
+      <w:start w:val="1"/>
+      <w:numFmt w:val="bullet"/>
+      <w:lvlText w:val=""/>
+      <w:lvlJc w:val="left"/>
+      <w:pPr>
+        <w:ind w:left="720" w:hanging="360"/>
+      </w:pPr>
+      <w:rPr>
+        <w:rFonts w:ascii="Symbol" w:hAnsi="Symbol" w:hint="default"/>
+      </w:rPr>
+    </w:lvl>
+    <w:lvl w:ilvl="1" w:tplc="04090003">
+      <w:start w:val="1"/>
+      <w:numFmt w:val="bullet"/>
+      <w:lvlText w:val="o"/>
+      <w:lvlJc w:val="left"/>
+      <w:pPr>
+        <w:ind w:left="1440" w:hanging="360"/>
+      </w:pPr>
+      <w:rPr>
+        <w:rFonts w:ascii="Courier New" w:hAnsi="Courier New" w:hint="default"/>
+      </w:rPr>
+    </w:lvl>
+    <w:lvl w:ilvl="2" w:tplc="04090005" w:tentative="1">
+      <w:start w:val="1"/>
+      <w:numFmt w:val="bullet"/>
+      <w:lvlText w:val=""/>
+      <w:lvlJc w:val="left"/>
+      <w:pPr>
+        <w:ind w:left="2160" w:hanging="360"/>
+      </w:pPr>
+      <w:rPr>
+        <w:rFonts w:ascii="Wingdings" w:hAnsi="Wingdings" w:hint="default"/>
+      </w:rPr>
+    </w:lvl>
+    <w:lvl w:ilvl="3" w:tplc="04090001" w:tentative="1">
+      <w:start w:val="1"/>
+      <w:numFmt w:val="bullet"/>
+      <w:lvlText w:val=""/>
+      <w:lvlJc w:val="left"/>
+      <w:pPr>
+        <w:ind w:left="2880" w:hanging="360"/>
+      </w:pPr>
+      <w:rPr>
+        <w:rFonts w:ascii="Symbol" w:hAnsi="Symbol" w:hint="default"/>
+      </w:rPr>
+    </w:lvl>
+    <w:lvl w:ilvl="4" w:tplc="04090003" w:tentative="1">
+      <w:start w:val="1"/>
+      <w:numFmt w:val="bullet"/>
+      <w:lvlText w:val="o"/>
+      <w:lvlJc w:val="left"/>
+      <w:pPr>
+        <w:ind w:left="3600" w:hanging="360"/>
+      </w:pPr>
+      <w:rPr>
+        <w:rFonts w:ascii="Courier New" w:hAnsi="Courier New" w:hint="default"/>
+      </w:rPr>
+    </w:lvl>
+    <w:lvl w:ilvl="5" w:tplc="04090005" w:tentative="1">
+      <w:start w:val="1"/>
+      <w:numFmt w:val="bullet"/>
+      <w:lvlText w:val=""/>
+      <w:lvlJc w:val="left"/>
+      <w:pPr>
+        <w:ind w:left="4320" w:hanging="360"/>
+      </w:pPr>
+      <w:rPr>
+        <w:rFonts w:ascii="Wingdings" w:hAnsi="Wingdings" w:hint="default"/>
+      </w:rPr>
+    </w:lvl>
+    <w:lvl w:ilvl="6" w:tplc="04090001" w:tentative="1">
+      <w:start w:val="1"/>
+      <w:numFmt w:val="bullet"/>
+      <w:lvlText w:val=""/>
+      <w:lvlJc w:val="left"/>
+      <w:pPr>
+        <w:ind w:left="5040" w:hanging="360"/>
+      </w:pPr>
+      <w:rPr>
+        <w:rFonts w:ascii="Symbol" w:hAnsi="Symbol" w:hint="default"/>
+      </w:rPr>
+    </w:lvl>
+    <w:lvl w:ilvl="7" w:tplc="04090003" w:tentative="1">
+      <w:start w:val="1"/>
+      <w:numFmt w:val="bullet"/>
+      <w:lvlText w:val="o"/>
+      <w:lvlJc w:val="left"/>
+      <w:pPr>
+        <w:ind w:left="5760" w:hanging="360"/>
+      </w:pPr>
+      <w:rPr>
+        <w:rFonts w:ascii="Courier New" w:hAnsi="Courier New" w:hint="default"/>
       </w:rPr>
     </w:lvl>
     <w:lvl w:ilvl="8" w:tplc="04090005" w:tentative="1">
@@ -596,10 +1279,19 @@
     <w:abstractNumId w:val="0"/>
   </w:num>
   <w:num w:numId="2" w16cid:durableId="743262728">
-    <w:abstractNumId w:val="2"/>
+    <w:abstractNumId w:val="4"/>
   </w:num>
   <w:num w:numId="3" w16cid:durableId="133300881">
     <w:abstractNumId w:val="1"/>
+  </w:num>
+  <w:num w:numId="4" w16cid:durableId="1801070677">
+    <w:abstractNumId w:val="5"/>
+  </w:num>
+  <w:num w:numId="5" w16cid:durableId="1501895032">
+    <w:abstractNumId w:val="3"/>
+  </w:num>
+  <w:num w:numId="6" w16cid:durableId="578486929">
+    <w:abstractNumId w:val="2"/>
   </w:num>
 </w:numbering>
 </file>
